--- a/Guide-Activer-Boutons-Login.docx
+++ b/Guide-Activer-Boutons-Login.docx
@@ -21,7 +21,7 @@
         <w:t xml:space="preserve">Nexus Talent — Espace Recruteur</w:t>
       </w:r>
       <w:r>
-        <w:t xml:space="preserve">  •  Document généré le 08/07/2026</w:t>
+        <w:t xml:space="preserve">  •  Document généré le 09/07/2026</w:t>
       </w:r>
     </w:p>
     <w:p>
